--- a/wordprojectfiles/Career_Essentials_Resume_Template.docx
+++ b/wordprojectfiles/Career_Essentials_Resume_Template.docx
@@ -102,6 +102,35 @@
     <w:p>
       <w:r>
         <w:t>• Action + result bullet 1</w:t>
+      </w:r>
+    </w:p>
+    <w:p>
+      <w:r>
+        <w:t>Certifications:</w:t>
+      </w:r>
+    </w:p>
+    <w:p>
+      <w:pPr>
+        <w:pStyle w:val="ListBullet"/>
+      </w:pPr>
+      <w:r>
+        <w:t>Google IT Support Professional Certificate (in progress) — 2026</w:t>
+      </w:r>
+    </w:p>
+    <w:p>
+      <w:pPr>
+        <w:pStyle w:val="ListBullet"/>
+      </w:pPr>
+      <w:r>
+        <w:t>Microsoft Office Specialist: Word Associate (Office 2019) — 2025</w:t>
+      </w:r>
+    </w:p>
+    <w:p>
+      <w:pPr>
+        <w:pStyle w:val="ListBullet"/>
+      </w:pPr>
+      <w:r>
+        <w:t>CPR/First Aid Certification (American Red Cross) — 2025</w:t>
       </w:r>
     </w:p>
     <w:p>
